--- a/04_支援会社提出パッケージ/01_規程Word/業務分掌規程_ドラフト.docx
+++ b/04_支援会社提出パッケージ/01_規程Word/業務分掌規程_ドラフト.docx
@@ -611,7 +611,7 @@
           <w:b w:val="0"/>
           <w:i w:val="0"/>
         </w:rPr>
-        <w:t>契約書の締結にあたっては、塚原が契約内容を確認し、代表取締役社長が最終押印又は電子署名を行う。</w:t>
+        <w:t>契約書の締結にあたっては、管理部が主管し、必要に応じて塚原（業務委託）が契約内容の確認を支援し、代表取締役社長が最終押印又は電子署名を行う。</w:t>
       </w:r>
     </w:p>
     <w:p>
@@ -934,6 +934,21 @@
     </w:p>
     <w:p>
       <w:pPr>
+        <w:pStyle w:val="ListNumber"/>
+        <w:spacing w:before="0" w:after="160" w:line="280" w:lineRule="auto"/>
+        <w:ind w:left="720" w:hanging="360"/>
+      </w:pPr>
+      <w:r>
+        <w:rPr>
+          <w:rFonts w:ascii="Arial Unicode MS" w:hAnsi="Arial Unicode MS" w:eastAsia="Arial Unicode MS" w:cs="Arial Unicode MS"/>
+          <w:b w:val="0"/>
+          <w:i w:val="0"/>
+        </w:rPr>
+        <w:t>SaaS事業部に関する企画、開発、運用、保守、改善、障害対応及び利用者管理</w:t>
+      </w:r>
+    </w:p>
+    <w:p>
+      <w:pPr>
         <w:pStyle w:val="Heading2"/>
       </w:pPr>
       <w:r>
@@ -1000,37 +1015,7 @@
           <w:b w:val="0"/>
           <w:i w:val="0"/>
         </w:rPr>
-        <w:t>ロムちゃん（ローカルLLM）の企画、販売、運営管理</w:t>
-      </w:r>
-    </w:p>
-    <w:p>
-      <w:pPr>
-        <w:pStyle w:val="ListNumber"/>
-        <w:spacing w:before="0" w:after="160" w:line="280" w:lineRule="auto"/>
-        <w:ind w:left="720" w:hanging="360"/>
-      </w:pPr>
-      <w:r>
-        <w:rPr>
-          <w:rFonts w:ascii="Arial Unicode MS" w:hAnsi="Arial Unicode MS" w:eastAsia="Arial Unicode MS" w:cs="Arial Unicode MS"/>
-          <w:b w:val="0"/>
-          <w:i w:val="0"/>
-        </w:rPr>
-        <w:t>すぐつくAIの企画、販売、運営管理</w:t>
-      </w:r>
-    </w:p>
-    <w:p>
-      <w:pPr>
-        <w:pStyle w:val="ListNumber"/>
-        <w:spacing w:before="0" w:after="160" w:line="280" w:lineRule="auto"/>
-        <w:ind w:left="720" w:hanging="360"/>
-      </w:pPr>
-      <w:r>
-        <w:rPr>
-          <w:rFonts w:ascii="Arial Unicode MS" w:hAnsi="Arial Unicode MS" w:eastAsia="Arial Unicode MS" w:cs="Arial Unicode MS"/>
-          <w:b w:val="0"/>
-          <w:i w:val="0"/>
-        </w:rPr>
-        <w:t>Context Chatの企画、販売、運営管理</w:t>
+        <w:t>キャリアコーチング事業の企画、販売、運営管理</w:t>
       </w:r>
     </w:p>
     <w:p>
@@ -1398,7 +1383,7 @@
           <w:b w:val="0"/>
           <w:i w:val="0"/>
         </w:rPr>
-        <w:t>契約書は塚原確認後、伊藤翔が最終押印又は電子署名を行う。</w:t>
+        <w:t>契約書は管理部主管で確認し、必要に応じて塚原（業務委託）が確認支援を行った後、伊藤翔が最終押印又は電子署名を行う。</w:t>
       </w:r>
     </w:p>
     <w:p>
